--- a/policies/build/masters_hco/HCO.ROM.2_v2_master.docx
+++ b/policies/build/masters_hco/HCO.ROM.2_v2_master.docx
@@ -773,7 +773,7 @@
           <w:sz w:val="22"/>
           <w:szCs w:val="22"/>
         </w:rPr>
-        <w:t xml:space="preserve">Boundaries: do not copy SHCO equivalent-chapter wording. Do not overwrite HCO AAC, COP, MOM, PRE, IPC or PSQ policies. Spell out abbreviations on first use in training materials. OE counts/levels/asterisks stay with the official portal Standards PDF. Method notes come from the Guidebook Interpretation paragraphs (scanned PDF md5 2c4489ee98de4ae9b49cba168ea9f42a).</w:t>
+        <w:t xml:space="preserve">Boundaries: do not overwrite HCO AAC, COP, MOM, PRE, IPC or PSQ policies. Spell out abbreviations on first use in training materials. OE counts/levels/asterisks stay with the official portal Standards PDF. Method notes come from the Guidebook Interpretation paragraphs (scanned PDF md5 2c4489ee98de4ae9b49cba168ea9f42a).</w:t>
       </w:r>
     </w:p>
     <w:p>
@@ -962,7 +962,7 @@
         <w:spacing w:after="100" w:before="220"/>
       </w:pPr>
       <w:r>
-        <w:t xml:space="preserve">5.2 The ethical management framework includes processes for managing issu...</w:t>
+        <w:t xml:space="preserve">5.2 The ethical management framework includes processes for managing issues...</w:t>
       </w:r>
     </w:p>
     <w:p>
@@ -1110,6 +1110,20 @@
       </w:pPr>
       <w:r>
         <w:t xml:space="preserve">6. Governance and responsibility</w:t>
+      </w:r>
+    </w:p>
+    <w:p>
+      <w:pPr>
+        <w:spacing w:after="20" w:before="100"/>
+      </w:pPr>
+      <w:r>
+        <w:rPr>
+          <w:b/>
+          <w:bCs/>
+          <w:sz w:val="22"/>
+          <w:szCs w:val="22"/>
+        </w:rPr>
+        <w:t xml:space="preserve">Medical Superintendent</w:t>
       </w:r>
     </w:p>
     <w:p>
@@ -1126,7 +1140,7 @@
           <w:sz w:val="22"/>
           <w:szCs w:val="22"/>
         </w:rPr>
-        <w:t xml:space="preserve">Medical Superintendent</w:t>
+        <w:t xml:space="preserve">Accountable that ROM.2 is resourced and followed.</w:t>
       </w:r>
     </w:p>
     <w:p>
@@ -1143,7 +1157,21 @@
           <w:sz w:val="22"/>
           <w:szCs w:val="22"/>
         </w:rPr>
-        <w:t xml:space="preserve">Accountable that ROM.2 is resourced and followed.</w:t>
+        <w:t xml:space="preserve">Acts as the person heading the organisation unless «those responsible for governance» have appointed another leader.</w:t>
+      </w:r>
+    </w:p>
+    <w:p>
+      <w:pPr>
+        <w:spacing w:after="20" w:before="100"/>
+      </w:pPr>
+      <w:r>
+        <w:rPr>
+          <w:b/>
+          <w:bCs/>
+          <w:sz w:val="22"/>
+          <w:szCs w:val="22"/>
+        </w:rPr>
+        <w:t xml:space="preserve">Medical Superintendent</w:t>
       </w:r>
     </w:p>
     <w:p>
@@ -1160,7 +1188,21 @@
           <w:sz w:val="22"/>
           <w:szCs w:val="22"/>
         </w:rPr>
-        <w:t xml:space="preserve">Acts as the person heading the organisation unless «those responsible for governance» have appointed another leader.</w:t>
+        <w:t xml:space="preserve">Owns day-to-day implementation and records for this standard.</w:t>
+      </w:r>
+    </w:p>
+    <w:p>
+      <w:pPr>
+        <w:spacing w:after="20" w:before="100"/>
+      </w:pPr>
+      <w:r>
+        <w:rPr>
+          <w:b/>
+          <w:bCs/>
+          <w:sz w:val="22"/>
+          <w:szCs w:val="22"/>
+        </w:rPr>
+        <w:t xml:space="preserve">those responsible for governance</w:t>
       </w:r>
     </w:p>
     <w:p>
@@ -1177,7 +1219,21 @@
           <w:sz w:val="22"/>
           <w:szCs w:val="22"/>
         </w:rPr>
-        <w:t xml:space="preserve">Medical Superintendent</w:t>
+        <w:t xml:space="preserve">Hold the duties ROM.1 assigns to the governing entity.</w:t>
+      </w:r>
+    </w:p>
+    <w:p>
+      <w:pPr>
+        <w:spacing w:after="20" w:before="100"/>
+      </w:pPr>
+      <w:r>
+        <w:rPr>
+          <w:b/>
+          <w:bCs/>
+          <w:sz w:val="22"/>
+          <w:szCs w:val="22"/>
+        </w:rPr>
+        <w:t xml:space="preserve">Quality Coordinator</w:t>
       </w:r>
     </w:p>
     <w:p>
@@ -1194,7 +1250,21 @@
           <w:sz w:val="22"/>
           <w:szCs w:val="22"/>
         </w:rPr>
-        <w:t xml:space="preserve">Owns day-to-day implementation and records for this standard.</w:t>
+        <w:t xml:space="preserve">Audits this policy «quarterly»; holds training acknowledgements; supports dashboards and committee reviews as this standard requires.</w:t>
+      </w:r>
+    </w:p>
+    <w:p>
+      <w:pPr>
+        <w:spacing w:after="20" w:before="100"/>
+      </w:pPr>
+      <w:r>
+        <w:rPr>
+          <w:b/>
+          <w:bCs/>
+          <w:sz w:val="22"/>
+          <w:szCs w:val="22"/>
+        </w:rPr>
+        <w:t xml:space="preserve">departmental leaders</w:t>
       </w:r>
     </w:p>
     <w:p>
@@ -1211,7 +1281,28 @@
           <w:sz w:val="22"/>
           <w:szCs w:val="22"/>
         </w:rPr>
-        <w:t xml:space="preserve">those responsible for governance</w:t>
+        <w:t xml:space="preserve">Run the department-level duties this standard names.</w:t>
+      </w:r>
+    </w:p>
+    <w:p>
+      <w:pPr>
+        <w:pStyle w:val="Heading1"/>
+        <w:spacing w:after="120" w:before="280"/>
+      </w:pPr>
+      <w:r>
+        <w:t xml:space="preserve">7. Quality monitoring (RCA → CAPA)</w:t>
+      </w:r>
+    </w:p>
+    <w:p>
+      <w:pPr>
+        <w:spacing w:after="140"/>
+      </w:pPr>
+      <w:r>
+        <w:rPr>
+          <w:sz w:val="22"/>
+          <w:szCs w:val="22"/>
+        </w:rPr>
+        <w:t xml:space="preserve">The Quality Coordinator audits this policy «quarterly». The audit reviews:</w:t>
       </w:r>
     </w:p>
     <w:p>
@@ -1228,7 +1319,7 @@
           <w:sz w:val="22"/>
           <w:szCs w:val="22"/>
         </w:rPr>
-        <w:t xml:space="preserve">Hold the duties ROM.1 assigns to the governing entity.</w:t>
+        <w:t xml:space="preserve">Records for a sample of this standard's objective elements, checked against the What-we-do steps.</w:t>
       </w:r>
     </w:p>
     <w:p>
@@ -1245,7 +1336,7 @@
           <w:sz w:val="22"/>
           <w:szCs w:val="22"/>
         </w:rPr>
-        <w:t xml:space="preserve">Quality Coordinator</w:t>
+        <w:t xml:space="preserve">Documentary evidence is on file for each asterisked objective element in the sample.</w:t>
       </w:r>
     </w:p>
     <w:p>
@@ -1262,7 +1353,7 @@
           <w:sz w:val="22"/>
           <w:szCs w:val="22"/>
         </w:rPr>
-        <w:t xml:space="preserve">Audits this policy «quarterly»; holds training acknowledgements; supports dashboards and committee reviews as this standard requires.</w:t>
+        <w:t xml:space="preserve">CORE objective elements show no critical gaps in the sample.</w:t>
       </w:r>
     </w:p>
     <w:p>
@@ -1279,125 +1370,19 @@
           <w:sz w:val="22"/>
           <w:szCs w:val="22"/>
         </w:rPr>
-        <w:t xml:space="preserve">departmental leaders</w:t>
-      </w:r>
-    </w:p>
-    <w:p>
-      <w:pPr>
-        <w:pStyle w:val="ListParagraph"/>
-        <w:numPr>
-          <w:ilvl w:val="0"/>
-          <w:numId w:val="1"/>
-        </w:numPr>
-        <w:spacing w:after="60"/>
-      </w:pPr>
-      <w:r>
-        <w:rPr>
-          <w:sz w:val="22"/>
-          <w:szCs w:val="22"/>
-        </w:rPr>
-        <w:t xml:space="preserve">Run the department-level duties this standard names.</w:t>
-      </w:r>
-    </w:p>
-    <w:p>
-      <w:pPr>
-        <w:pStyle w:val="Heading1"/>
-        <w:spacing w:after="120" w:before="280"/>
-      </w:pPr>
-      <w:r>
-        <w:t xml:space="preserve">7. Quality monitoring (RCA → CAPA)</w:t>
-      </w:r>
-    </w:p>
-    <w:p>
-      <w:pPr>
-        <w:spacing w:after="140"/>
-      </w:pPr>
-      <w:r>
-        <w:rPr>
-          <w:sz w:val="22"/>
-          <w:szCs w:val="22"/>
-        </w:rPr>
-        <w:t xml:space="preserve">The Quality Coordinator audits this policy «quarterly».</w:t>
-      </w:r>
-    </w:p>
-    <w:p>
-      <w:pPr>
-        <w:spacing w:after="140"/>
-      </w:pPr>
-      <w:r>
-        <w:rPr>
-          <w:sz w:val="22"/>
-          <w:szCs w:val="22"/>
-        </w:rPr>
-        <w:t xml:space="preserve">What is monitored each quarter:</w:t>
-      </w:r>
-    </w:p>
-    <w:p>
-      <w:pPr>
-        <w:pStyle w:val="ListParagraph"/>
-        <w:numPr>
-          <w:ilvl w:val="0"/>
-          <w:numId w:val="1"/>
-        </w:numPr>
-        <w:spacing w:after="60"/>
-      </w:pPr>
-      <w:r>
-        <w:rPr>
-          <w:sz w:val="22"/>
-          <w:szCs w:val="22"/>
-        </w:rPr>
-        <w:t xml:space="preserve">Sample of records for each OE ROM.2.a–d.</w:t>
-      </w:r>
-    </w:p>
-    <w:p>
-      <w:pPr>
-        <w:pStyle w:val="ListParagraph"/>
-        <w:numPr>
-          <w:ilvl w:val="0"/>
-          <w:numId w:val="1"/>
-        </w:numPr>
-        <w:spacing w:after="60"/>
-      </w:pPr>
-      <w:r>
-        <w:rPr>
-          <w:sz w:val="22"/>
-          <w:szCs w:val="22"/>
-        </w:rPr>
-        <w:t xml:space="preserve">Asterisked elements (ab) have document evidence as required.</w:t>
-      </w:r>
-    </w:p>
-    <w:p>
-      <w:pPr>
-        <w:pStyle w:val="ListParagraph"/>
-        <w:numPr>
-          <w:ilvl w:val="0"/>
-          <w:numId w:val="1"/>
-        </w:numPr>
-        <w:spacing w:after="60"/>
-      </w:pPr>
-      <w:r>
-        <w:rPr>
-          <w:sz w:val="22"/>
-          <w:szCs w:val="22"/>
-        </w:rPr>
-        <w:t xml:space="preserve">CORE elements (a) show no critical gaps in the sample.</w:t>
-      </w:r>
-    </w:p>
-    <w:p>
-      <w:pPr>
-        <w:pStyle w:val="ListParagraph"/>
-        <w:numPr>
-          <w:ilvl w:val="0"/>
-          <w:numId w:val="1"/>
-        </w:numPr>
-        <w:spacing w:after="60"/>
-      </w:pPr>
-      <w:r>
-        <w:rPr>
-          <w:sz w:val="22"/>
-          <w:szCs w:val="22"/>
-        </w:rPr>
         <w:t xml:space="preserve">Stop-work events (if any) are logged with outcome.</w:t>
+      </w:r>
+    </w:p>
+    <w:p>
+      <w:pPr>
+        <w:spacing w:after="140"/>
+      </w:pPr>
+      <w:r>
+        <w:rPr>
+          <w:sz w:val="22"/>
+          <w:szCs w:val="22"/>
+        </w:rPr>
+        <w:t xml:space="preserve">Root-cause analysis is required when a gap found in this audit remains open beyond «90 days».</w:t>
       </w:r>
     </w:p>
     <w:p>
@@ -2868,7 +2853,7 @@
           <w:sz w:val="22"/>
           <w:szCs w:val="22"/>
         </w:rPr>
-        <w:t xml:space="preserve">Records showing ROM.2.a was followed for sampled cases.</w:t>
+        <w:t xml:space="preserve">The written ethical-management framework: principles, decision authority and escalation path.</w:t>
       </w:r>
     </w:p>
     <w:p>
@@ -2885,7 +2870,7 @@
           <w:sz w:val="22"/>
           <w:szCs w:val="22"/>
         </w:rPr>
-        <w:t xml:space="preserve">Written guidance / protocol referenced for this element (where required).</w:t>
+        <w:t xml:space="preserve">Dated approval record naming who owns the framework.</w:t>
       </w:r>
     </w:p>
     <w:p>
@@ -2902,7 +2887,16 @@
           <w:sz w:val="22"/>
           <w:szCs w:val="22"/>
         </w:rPr>
-        <w:t xml:space="preserve">Audit sample notes for ROM.2.a reviewed «quarterly».</w:t>
+        <w:t xml:space="preserve">Evidence the framework is a standing document, not minutes-only notes.</w:t>
+      </w:r>
+    </w:p>
+    <w:p>
+      <w:pPr>
+        <w:pStyle w:val="Heading2"/>
+        <w:spacing w:after="100" w:before="220"/>
+      </w:pPr>
+      <w:r>
+        <w:t xml:space="preserve">ROM.2.b — The ethical management framework includes processes for managing issues with ethical implications, dilemmas and concerns.</w:t>
       </w:r>
     </w:p>
     <w:p>
@@ -2919,7 +2913,7 @@
           <w:sz w:val="22"/>
           <w:szCs w:val="22"/>
         </w:rPr>
-        <w:t xml:space="preserve">Documented evidence specifically required by the asterisked objective element.</w:t>
+        <w:t xml:space="preserve">Named escalation path and timeline for handling an ethical issue, dilemma or concern.</w:t>
       </w:r>
     </w:p>
     <w:p>
@@ -2936,16 +2930,7 @@
           <w:sz w:val="22"/>
           <w:szCs w:val="22"/>
         </w:rPr>
-        <w:t xml:space="preserve">CORE-element sample with no critical gaps in the quarter under review.</w:t>
-      </w:r>
-    </w:p>
-    <w:p>
-      <w:pPr>
-        <w:pStyle w:val="Heading2"/>
-        <w:spacing w:after="100" w:before="220"/>
-      </w:pPr>
-      <w:r>
-        <w:t xml:space="preserve">ROM.2.b — The ethical management framework includes processes for managing issues with ethical implications, dilemmas and concerns.</w:t>
+        <w:t xml:space="preserve">Log of ethical issues raised, with resolution and date.</w:t>
       </w:r>
     </w:p>
     <w:p>
@@ -2962,7 +2947,16 @@
           <w:sz w:val="22"/>
           <w:szCs w:val="22"/>
         </w:rPr>
-        <w:t xml:space="preserve">Records showing ROM.2.b was followed for sampled cases.</w:t>
+        <w:t xml:space="preserve">At least one example case record showing the process was actually used.</w:t>
+      </w:r>
+    </w:p>
+    <w:p>
+      <w:pPr>
+        <w:pStyle w:val="Heading2"/>
+        <w:spacing w:after="100" w:before="220"/>
+      </w:pPr>
+      <w:r>
+        <w:t xml:space="preserve">ROM.2.c — The organisation discloses its ownership.</w:t>
       </w:r>
     </w:p>
     <w:p>
@@ -2979,7 +2973,7 @@
           <w:sz w:val="22"/>
           <w:szCs w:val="22"/>
         </w:rPr>
-        <w:t xml:space="preserve">Written guidance / protocol referenced for this element (where required).</w:t>
+        <w:t xml:space="preserve">Current ownership-disclosure text.</w:t>
       </w:r>
     </w:p>
     <w:p>
@@ -2996,7 +2990,7 @@
           <w:sz w:val="22"/>
           <w:szCs w:val="22"/>
         </w:rPr>
-        <w:t xml:space="preserve">Audit sample notes for ROM.2.b reviewed «quarterly».</w:t>
+        <w:t xml:space="preserve">Evidence of public display — reception, website, or the statutory board where applicable.</w:t>
       </w:r>
     </w:p>
     <w:p>
@@ -3013,7 +3007,7 @@
           <w:sz w:val="22"/>
           <w:szCs w:val="22"/>
         </w:rPr>
-        <w:t xml:space="preserve">Documented evidence specifically required by the asterisked objective element.</w:t>
+        <w:t xml:space="preserve">Annual check or update record for the disclosure.</w:t>
       </w:r>
     </w:p>
     <w:p>
@@ -3022,7 +3016,7 @@
         <w:spacing w:after="100" w:before="220"/>
       </w:pPr>
       <w:r>
-        <w:t xml:space="preserve">ROM.2.c — The organisation discloses its ownership.</w:t>
+        <w:t xml:space="preserve">ROM.2.d — The organisation honestly portrays its affiliations and accreditations.</w:t>
       </w:r>
     </w:p>
     <w:p>
@@ -3039,7 +3033,7 @@
           <w:sz w:val="22"/>
           <w:szCs w:val="22"/>
         </w:rPr>
-        <w:t xml:space="preserve">Records showing ROM.2.c was followed for sampled cases.</w:t>
+        <w:t xml:space="preserve">Current list of affiliations and accreditations shown in public materials.</w:t>
       </w:r>
     </w:p>
     <w:p>
@@ -3056,7 +3050,7 @@
           <w:sz w:val="22"/>
           <w:szCs w:val="22"/>
         </w:rPr>
-        <w:t xml:space="preserve">Written guidance / protocol referenced for this element (where required).</w:t>
+        <w:t xml:space="preserve">Quarterly review record confirming no expired or applied-for status is shown as awarded.</w:t>
       </w:r>
     </w:p>
     <w:p>
@@ -3073,67 +3067,7 @@
           <w:sz w:val="22"/>
           <w:szCs w:val="22"/>
         </w:rPr>
-        <w:t xml:space="preserve">Audit sample notes for ROM.2.c reviewed «quarterly».</w:t>
-      </w:r>
-    </w:p>
-    <w:p>
-      <w:pPr>
-        <w:pStyle w:val="Heading2"/>
-        <w:spacing w:after="100" w:before="220"/>
-      </w:pPr>
-      <w:r>
-        <w:t xml:space="preserve">ROM.2.d — The organisation honestly portrays its affiliations and accreditations.</w:t>
-      </w:r>
-    </w:p>
-    <w:p>
-      <w:pPr>
-        <w:pStyle w:val="ListParagraph"/>
-        <w:numPr>
-          <w:ilvl w:val="0"/>
-          <w:numId w:val="1"/>
-        </w:numPr>
-        <w:spacing w:after="60"/>
-      </w:pPr>
-      <w:r>
-        <w:rPr>
-          <w:sz w:val="22"/>
-          <w:szCs w:val="22"/>
-        </w:rPr>
-        <w:t xml:space="preserve">Records showing ROM.2.d was followed for sampled cases.</w:t>
-      </w:r>
-    </w:p>
-    <w:p>
-      <w:pPr>
-        <w:pStyle w:val="ListParagraph"/>
-        <w:numPr>
-          <w:ilvl w:val="0"/>
-          <w:numId w:val="1"/>
-        </w:numPr>
-        <w:spacing w:after="60"/>
-      </w:pPr>
-      <w:r>
-        <w:rPr>
-          <w:sz w:val="22"/>
-          <w:szCs w:val="22"/>
-        </w:rPr>
-        <w:t xml:space="preserve">Written guidance / protocol referenced for this element (where required).</w:t>
-      </w:r>
-    </w:p>
-    <w:p>
-      <w:pPr>
-        <w:pStyle w:val="ListParagraph"/>
-        <w:numPr>
-          <w:ilvl w:val="0"/>
-          <w:numId w:val="1"/>
-        </w:numPr>
-        <w:spacing w:after="60"/>
-      </w:pPr>
-      <w:r>
-        <w:rPr>
-          <w:sz w:val="22"/>
-          <w:szCs w:val="22"/>
-        </w:rPr>
-        <w:t xml:space="preserve">Audit sample notes for ROM.2.d reviewed «quarterly».</w:t>
+        <w:t xml:space="preserve">Correction record for any instance found and fixed.</w:t>
       </w:r>
     </w:p>
     <w:p>

--- a/policies/build/masters_hco/HCO.ROM.2_v2_master.docx
+++ b/policies/build/masters_hco/HCO.ROM.2_v2_master.docx
@@ -692,7 +692,7 @@
           <w:sz w:val="22"/>
           <w:szCs w:val="22"/>
         </w:rPr>
-        <w:t xml:space="preserve">It covers objective elements ROM.2.a–d (4 elements).</w:t>
+        <w:t xml:space="preserve">This policy covers all 4 requirements under this standard, listed in detail below.</w:t>
       </w:r>
     </w:p>
     <w:p>
@@ -716,7 +716,7 @@
           <w:sz w:val="22"/>
           <w:szCs w:val="22"/>
         </w:rPr>
-        <w:t xml:space="preserve">This policy owns ROM.2. Related AAC, COP, MOM, PRE, IPC and PSQ duties stay with those policies — cross-reference only. Other ROM standards stay with their own policies.</w:t>
+        <w:t xml:space="preserve">This policy covers ethical management of the organisation specifically. Related duties — like patient assessment, clinical care, medication management, patient rights, infection control, or quality and safety monitoring — are covered in the hospital's other policies, not repeated here. Other ROM standards stay with their own policies.</w:t>
       </w:r>
     </w:p>
     <w:p>
@@ -761,19 +761,19 @@
           <w:sz w:val="22"/>
           <w:szCs w:val="22"/>
         </w:rPr>
-        <w:t xml:space="preserve">It covers 4 objective elements (ROM.2.a, ROM.2.b, ROM.2.c, ROM.2.d).</w:t>
-      </w:r>
-    </w:p>
-    <w:p>
-      <w:pPr>
-        <w:spacing w:after="140"/>
-      </w:pPr>
-      <w:r>
-        <w:rPr>
-          <w:sz w:val="22"/>
-          <w:szCs w:val="22"/>
-        </w:rPr>
-        <w:t xml:space="preserve">Boundaries: do not overwrite HCO AAC, COP, MOM, PRE, IPC or PSQ policies. Spell out abbreviations on first use in training materials. OE counts/levels/asterisks stay with the official portal Standards PDF. Method notes come from the Guidebook Interpretation paragraphs (scanned PDF md5 2c4489ee98de4ae9b49cba168ea9f42a).</w:t>
+        <w:t xml:space="preserve">This policy covers all 4 requirements under this standard, listed in detail below.</w:t>
+      </w:r>
+    </w:p>
+    <w:p>
+      <w:pPr>
+        <w:spacing w:after="140"/>
+      </w:pPr>
+      <w:r>
+        <w:rPr>
+          <w:sz w:val="22"/>
+          <w:szCs w:val="22"/>
+        </w:rPr>
+        <w:t xml:space="preserve">This policy covers ethical management of the organisation specifically. Related duties — like patient assessment, clinical care, medication management, patient rights, infection control, or quality and safety monitoring — are covered in the hospital's other policies, not repeated here. Spell out abbreviations on first use in training materials. OE counts/levels/asterisks stay with the official portal Standards PDF. Method notes come from the Guidebook Interpretation paragraphs (scanned PDF md5 2c4489ee98de4ae9b49cba168ea9f42a).</w:t>
       </w:r>
     </w:p>
     <w:p>
